--- a/swimming/olympic_swimming_100m/olympic_swimming_ws-lowtech.docx
+++ b/swimming/olympic_swimming_100m/olympic_swimming_ws-lowtech.docx
@@ -213,25 +213,7 @@
           <w:kern w:val="0"/>
           <w14:ligatures w14:val="none"/>
         </w:rPr>
-        <w:t xml:space="preserve">. Over this period, </w:t>
-      </w:r>
-      <w:proofErr w:type="gramStart"/>
-      <w:r>
-        <w:rPr>
-          <w:rFonts w:ascii="Times New Roman" w:eastAsia="Times New Roman" w:hAnsi="Times New Roman" w:cs="Times New Roman"/>
-          <w:kern w:val="0"/>
-          <w14:ligatures w14:val="none"/>
-        </w:rPr>
-        <w:t>performances have</w:t>
-      </w:r>
-      <w:proofErr w:type="gramEnd"/>
-      <w:r>
-        <w:rPr>
-          <w:rFonts w:ascii="Times New Roman" w:eastAsia="Times New Roman" w:hAnsi="Times New Roman" w:cs="Times New Roman"/>
-          <w:kern w:val="0"/>
-          <w14:ligatures w14:val="none"/>
-        </w:rPr>
-        <w:t xml:space="preserve"> been shaped by advances in training, new technologies such as high-tech swimsuits, rule changes like the 15-meter underwater limit, and the growth of women’s participation in the sport.</w:t>
+        <w:t>. Over this period, performances have been shaped by advances in training, new technologies such as high-tech swimsuits, rule changes like the 15-meter underwater limit, and the growth of women’s participation in the sport.</w:t>
       </w:r>
       <w:r>
         <w:rPr>
@@ -418,12 +400,6 @@
         <w:gridCol w:w="1199"/>
       </w:tblGrid>
       <w:tr>
-        <w:tblPrEx>
-          <w:tblCellMar>
-            <w:top w:w="0" w:type="dxa"/>
-            <w:bottom w:w="0" w:type="dxa"/>
-          </w:tblCellMar>
-        </w:tblPrEx>
         <w:trPr>
           <w:trHeight w:val="252"/>
           <w:jc w:val="center"/>
@@ -914,12 +890,6 @@
         </w:tc>
       </w:tr>
       <w:tr>
-        <w:tblPrEx>
-          <w:tblCellMar>
-            <w:top w:w="0" w:type="dxa"/>
-            <w:bottom w:w="0" w:type="dxa"/>
-          </w:tblCellMar>
-        </w:tblPrEx>
         <w:trPr>
           <w:trHeight w:val="236"/>
           <w:jc w:val="center"/>
@@ -1346,12 +1316,6 @@
         </w:tc>
       </w:tr>
       <w:tr>
-        <w:tblPrEx>
-          <w:tblCellMar>
-            <w:top w:w="0" w:type="dxa"/>
-            <w:bottom w:w="0" w:type="dxa"/>
-          </w:tblCellMar>
-        </w:tblPrEx>
         <w:trPr>
           <w:trHeight w:val="252"/>
           <w:jc w:val="center"/>
@@ -1777,12 +1741,6 @@
         </w:tc>
       </w:tr>
       <w:tr>
-        <w:tblPrEx>
-          <w:tblCellMar>
-            <w:top w:w="0" w:type="dxa"/>
-            <w:bottom w:w="0" w:type="dxa"/>
-          </w:tblCellMar>
-        </w:tblPrEx>
         <w:trPr>
           <w:trHeight w:val="252"/>
           <w:jc w:val="center"/>
@@ -2688,6 +2646,7 @@
       <w:r>
         <w:rPr>
           <w:rFonts w:ascii="Times New Roman" w:hAnsi="Times New Roman" w:cs="Times New Roman"/>
+          <w:noProof/>
           <w:sz w:val="24"/>
           <w:szCs w:val="24"/>
         </w:rPr>
@@ -3039,12 +2998,6 @@
         <w:gridCol w:w="1080"/>
       </w:tblGrid>
       <w:tr>
-        <w:tblPrEx>
-          <w:tblCellMar>
-            <w:top w:w="0" w:type="dxa"/>
-            <w:bottom w:w="0" w:type="dxa"/>
-          </w:tblCellMar>
-        </w:tblPrEx>
         <w:trPr>
           <w:jc w:val="center"/>
         </w:trPr>
@@ -3530,12 +3483,6 @@
         </w:tc>
       </w:tr>
       <w:tr>
-        <w:tblPrEx>
-          <w:tblCellMar>
-            <w:top w:w="0" w:type="dxa"/>
-            <w:bottom w:w="0" w:type="dxa"/>
-          </w:tblCellMar>
-        </w:tblPrEx>
         <w:trPr>
           <w:jc w:val="center"/>
         </w:trPr>
@@ -3969,12 +3916,6 @@
         </w:tc>
       </w:tr>
       <w:tr>
-        <w:tblPrEx>
-          <w:tblCellMar>
-            <w:top w:w="0" w:type="dxa"/>
-            <w:bottom w:w="0" w:type="dxa"/>
-          </w:tblCellMar>
-        </w:tblPrEx>
         <w:trPr>
           <w:jc w:val="center"/>
         </w:trPr>
@@ -4407,12 +4348,6 @@
         </w:tc>
       </w:tr>
       <w:tr>
-        <w:tblPrEx>
-          <w:tblCellMar>
-            <w:top w:w="0" w:type="dxa"/>
-            <w:bottom w:w="0" w:type="dxa"/>
-          </w:tblCellMar>
-        </w:tblPrEx>
         <w:trPr>
           <w:jc w:val="center"/>
         </w:trPr>
@@ -4885,19 +4820,11 @@
           <w:rFonts w:ascii="Times New Roman" w:hAnsi="Times New Roman" w:cs="Times New Roman"/>
         </w:rPr>
       </w:pPr>
-      <w:proofErr w:type="gramStart"/>
-      <w:r>
-        <w:rPr>
-          <w:rFonts w:ascii="Times New Roman" w:hAnsi="Times New Roman" w:cs="Times New Roman"/>
-        </w:rPr>
-        <w:t>Again</w:t>
-      </w:r>
-      <w:proofErr w:type="gramEnd"/>
-      <w:r>
-        <w:rPr>
-          <w:rFonts w:ascii="Times New Roman" w:hAnsi="Times New Roman" w:cs="Times New Roman"/>
-        </w:rPr>
-        <w:t xml:space="preserve"> assuming the swimmers in our dataset represent a random sample of elite female swimmers, calculate and interpret a 95% confidence interval for the difference in mean finishing times between freestyle and butterfly for the recent era. Be sure your interpretation directly answers the question: </w:t>
+      <w:r>
+        <w:rPr>
+          <w:rFonts w:ascii="Times New Roman" w:hAnsi="Times New Roman" w:cs="Times New Roman"/>
+        </w:rPr>
+        <w:t xml:space="preserve">Again assuming the swimmers in our dataset represent a random sample of elite female swimmers, calculate and interpret a 95% confidence interval for the difference in mean finishing times between freestyle and butterfly for the recent era. Be sure your interpretation directly answers the question: </w:t>
       </w:r>
       <w:r>
         <w:rPr>
@@ -5218,15 +5145,6 @@
     </w:p>
     <w:p>
       <w:pPr>
-        <w:spacing w:before="100" w:beforeAutospacing="1" w:after="100" w:afterAutospacing="1" w:line="240" w:lineRule="auto"/>
-        <w:rPr>
-          <w:rFonts w:ascii="Times New Roman" w:eastAsia="Times New Roman" w:hAnsi="Times New Roman" w:cs="Times New Roman"/>
-          <w:kern w:val="0"/>
-        </w:rPr>
-      </w:pPr>
-    </w:p>
-    <w:p>
-      <w:pPr>
         <w:numPr>
           <w:ilvl w:val="0"/>
           <w:numId w:val="6"/>
@@ -5292,20 +5210,148 @@
     <w:p>
       <w:pPr>
         <w:pStyle w:val="ListParagraph"/>
-        <w:ind w:left="0"/>
-        <w:rPr>
-          <w:rFonts w:ascii="Times New Roman" w:hAnsi="Times New Roman" w:cs="Times New Roman"/>
-          <w:shd w:val="clear" w:color="auto" w:fill="FFFFFF"/>
-        </w:rPr>
-      </w:pPr>
+        <w:numPr>
+          <w:ilvl w:val="0"/>
+          <w:numId w:val="11"/>
+        </w:numPr>
+        <w:spacing w:before="100" w:beforeAutospacing="1" w:after="100" w:afterAutospacing="1" w:line="240" w:lineRule="auto"/>
+        <w:ind w:left="1080"/>
+        <w:rPr>
+          <w:rFonts w:ascii="Times New Roman" w:eastAsia="Times New Roman" w:hAnsi="Times New Roman" w:cs="Times New Roman"/>
+          <w:kern w:val="0"/>
+          <w14:ligatures w14:val="none"/>
+        </w:rPr>
+      </w:pPr>
+      <w:r>
+        <w:rPr>
+          <w:rFonts w:ascii="Times New Roman" w:eastAsia="Times New Roman" w:hAnsi="Times New Roman" w:cs="Times New Roman"/>
+          <w:kern w:val="0"/>
+          <w14:ligatures w14:val="none"/>
+        </w:rPr>
+        <w:t xml:space="preserve">For Olympic finalists, </w:t>
+      </w:r>
+      <w:r>
+        <w:rPr>
+          <w:rFonts w:ascii="Times New Roman" w:eastAsia="Times New Roman" w:hAnsi="Times New Roman" w:cs="Times New Roman"/>
+          <w:kern w:val="0"/>
+          <w14:ligatures w14:val="none"/>
+        </w:rPr>
+        <w:t>which stroke</w:t>
+      </w:r>
+      <w:r>
+        <w:rPr>
+          <w:rFonts w:ascii="Times New Roman" w:eastAsia="Times New Roman" w:hAnsi="Times New Roman" w:cs="Times New Roman"/>
+          <w:kern w:val="0"/>
+          <w14:ligatures w14:val="none"/>
+        </w:rPr>
+        <w:t xml:space="preserve"> (butterfly or freestyle), had the bigger improvement from the early to recent era. Justify your answer numerically. (However, there is no need to use statistical inference here since we’re limiting conclusions to just swimmers in our dataset.)</w:t>
+      </w:r>
     </w:p>
     <w:p>
       <w:pPr>
         <w:pStyle w:val="ListParagraph"/>
-        <w:ind w:left="0"/>
-        <w:rPr>
-          <w:rFonts w:ascii="Times New Roman" w:hAnsi="Times New Roman" w:cs="Times New Roman"/>
-          <w:shd w:val="clear" w:color="auto" w:fill="FFFFFF"/>
+        <w:spacing w:before="100" w:beforeAutospacing="1" w:after="100" w:afterAutospacing="1" w:line="240" w:lineRule="auto"/>
+        <w:ind w:left="1080"/>
+        <w:rPr>
+          <w:rFonts w:ascii="Times New Roman" w:eastAsia="Times New Roman" w:hAnsi="Times New Roman" w:cs="Times New Roman"/>
+          <w:kern w:val="0"/>
+          <w14:ligatures w14:val="none"/>
+        </w:rPr>
+      </w:pPr>
+    </w:p>
+    <w:p>
+      <w:pPr>
+        <w:pStyle w:val="ListParagraph"/>
+        <w:spacing w:before="100" w:beforeAutospacing="1" w:after="100" w:afterAutospacing="1" w:line="240" w:lineRule="auto"/>
+        <w:ind w:left="1080"/>
+        <w:rPr>
+          <w:rFonts w:ascii="Times New Roman" w:eastAsia="Times New Roman" w:hAnsi="Times New Roman" w:cs="Times New Roman"/>
+          <w:kern w:val="0"/>
+          <w14:ligatures w14:val="none"/>
+        </w:rPr>
+      </w:pPr>
+    </w:p>
+    <w:p>
+      <w:pPr>
+        <w:pStyle w:val="ListParagraph"/>
+        <w:spacing w:before="100" w:beforeAutospacing="1" w:after="100" w:afterAutospacing="1" w:line="240" w:lineRule="auto"/>
+        <w:ind w:left="1080"/>
+        <w:rPr>
+          <w:rFonts w:ascii="Times New Roman" w:eastAsia="Times New Roman" w:hAnsi="Times New Roman" w:cs="Times New Roman"/>
+          <w:kern w:val="0"/>
+          <w14:ligatures w14:val="none"/>
+        </w:rPr>
+      </w:pPr>
+    </w:p>
+    <w:p>
+      <w:pPr>
+        <w:pStyle w:val="ListParagraph"/>
+        <w:spacing w:before="100" w:beforeAutospacing="1" w:after="100" w:afterAutospacing="1" w:line="240" w:lineRule="auto"/>
+        <w:ind w:left="1080"/>
+        <w:rPr>
+          <w:rFonts w:ascii="Times New Roman" w:eastAsia="Times New Roman" w:hAnsi="Times New Roman" w:cs="Times New Roman"/>
+          <w:kern w:val="0"/>
+          <w14:ligatures w14:val="none"/>
+        </w:rPr>
+      </w:pPr>
+    </w:p>
+    <w:p>
+      <w:pPr>
+        <w:pStyle w:val="ListParagraph"/>
+        <w:spacing w:before="100" w:beforeAutospacing="1" w:after="100" w:afterAutospacing="1" w:line="240" w:lineRule="auto"/>
+        <w:ind w:left="1080"/>
+        <w:rPr>
+          <w:rFonts w:ascii="Times New Roman" w:eastAsia="Times New Roman" w:hAnsi="Times New Roman" w:cs="Times New Roman"/>
+          <w:kern w:val="0"/>
+          <w14:ligatures w14:val="none"/>
+        </w:rPr>
+      </w:pPr>
+    </w:p>
+    <w:p>
+      <w:pPr>
+        <w:pStyle w:val="ListParagraph"/>
+        <w:spacing w:before="100" w:beforeAutospacing="1" w:after="100" w:afterAutospacing="1" w:line="240" w:lineRule="auto"/>
+        <w:ind w:left="1080"/>
+        <w:rPr>
+          <w:rFonts w:ascii="Times New Roman" w:eastAsia="Times New Roman" w:hAnsi="Times New Roman" w:cs="Times New Roman"/>
+          <w:kern w:val="0"/>
+          <w14:ligatures w14:val="none"/>
+        </w:rPr>
+      </w:pPr>
+    </w:p>
+    <w:p>
+      <w:pPr>
+        <w:pStyle w:val="ListParagraph"/>
+        <w:spacing w:before="100" w:beforeAutospacing="1" w:after="100" w:afterAutospacing="1" w:line="240" w:lineRule="auto"/>
+        <w:ind w:left="1080"/>
+        <w:rPr>
+          <w:rFonts w:ascii="Times New Roman" w:eastAsia="Times New Roman" w:hAnsi="Times New Roman" w:cs="Times New Roman"/>
+          <w:kern w:val="0"/>
+          <w14:ligatures w14:val="none"/>
+        </w:rPr>
+      </w:pPr>
+    </w:p>
+    <w:p>
+      <w:pPr>
+        <w:pStyle w:val="ListParagraph"/>
+        <w:spacing w:before="100" w:beforeAutospacing="1" w:after="100" w:afterAutospacing="1" w:line="240" w:lineRule="auto"/>
+        <w:ind w:left="1080"/>
+        <w:rPr>
+          <w:rFonts w:ascii="Times New Roman" w:eastAsia="Times New Roman" w:hAnsi="Times New Roman" w:cs="Times New Roman"/>
+          <w:kern w:val="0"/>
+          <w14:ligatures w14:val="none"/>
+        </w:rPr>
+      </w:pPr>
+    </w:p>
+    <w:p>
+      <w:pPr>
+        <w:pStyle w:val="ListParagraph"/>
+        <w:spacing w:before="100" w:beforeAutospacing="1" w:after="100" w:afterAutospacing="1" w:line="240" w:lineRule="auto"/>
+        <w:ind w:left="1080"/>
+        <w:rPr>
+          <w:rFonts w:ascii="Times New Roman" w:eastAsia="Times New Roman" w:hAnsi="Times New Roman" w:cs="Times New Roman"/>
+          <w:kern w:val="0"/>
+          <w14:ligatures w14:val="none"/>
         </w:rPr>
       </w:pPr>
     </w:p>
@@ -5443,77 +5489,13 @@
           <w14:ligatures w14:val="none"/>
         </w:rPr>
       </w:pPr>
-      <w:proofErr w:type="gramStart"/>
       <w:r>
         <w:rPr>
           <w:rFonts w:ascii="Times New Roman" w:eastAsia="Times New Roman" w:hAnsi="Times New Roman" w:cs="Times New Roman"/>
           <w:kern w:val="0"/>
           <w14:ligatures w14:val="none"/>
         </w:rPr>
-        <w:t>Brainstorm</w:t>
-      </w:r>
-      <w:proofErr w:type="gramEnd"/>
-      <w:r>
-        <w:rPr>
-          <w:rFonts w:ascii="Times New Roman" w:eastAsia="Times New Roman" w:hAnsi="Times New Roman" w:cs="Times New Roman"/>
-          <w:kern w:val="0"/>
-          <w14:ligatures w14:val="none"/>
-        </w:rPr>
-        <w:t xml:space="preserve"> some possible </w:t>
-      </w:r>
-      <w:proofErr w:type="gramStart"/>
-      <w:r>
-        <w:rPr>
-          <w:rFonts w:ascii="Times New Roman" w:eastAsia="Times New Roman" w:hAnsi="Times New Roman" w:cs="Times New Roman"/>
-          <w:kern w:val="0"/>
-          <w14:ligatures w14:val="none"/>
-        </w:rPr>
-        <w:t>reasons</w:t>
-      </w:r>
-      <w:proofErr w:type="gramEnd"/>
-      <w:r>
-        <w:rPr>
-          <w:rFonts w:ascii="Times New Roman" w:eastAsia="Times New Roman" w:hAnsi="Times New Roman" w:cs="Times New Roman"/>
-          <w:kern w:val="0"/>
-          <w14:ligatures w14:val="none"/>
-        </w:rPr>
-        <w:t xml:space="preserve"> how these </w:t>
-      </w:r>
-      <w:proofErr w:type="gramStart"/>
-      <w:r>
-        <w:rPr>
-          <w:rFonts w:ascii="Times New Roman" w:eastAsia="Times New Roman" w:hAnsi="Times New Roman" w:cs="Times New Roman"/>
-          <w:kern w:val="0"/>
-          <w14:ligatures w14:val="none"/>
-        </w:rPr>
-        <w:t>changes make</w:t>
-      </w:r>
-      <w:proofErr w:type="gramEnd"/>
-      <w:r>
-        <w:rPr>
-          <w:rFonts w:ascii="Times New Roman" w:eastAsia="Times New Roman" w:hAnsi="Times New Roman" w:cs="Times New Roman"/>
-          <w:kern w:val="0"/>
-          <w14:ligatures w14:val="none"/>
-        </w:rPr>
-        <w:t xml:space="preserve"> have impacted </w:t>
-      </w:r>
-      <w:proofErr w:type="gramStart"/>
-      <w:r>
-        <w:rPr>
-          <w:rFonts w:ascii="Times New Roman" w:eastAsia="Times New Roman" w:hAnsi="Times New Roman" w:cs="Times New Roman"/>
-          <w:kern w:val="0"/>
-          <w14:ligatures w14:val="none"/>
-        </w:rPr>
-        <w:t>swim</w:t>
-      </w:r>
-      <w:proofErr w:type="gramEnd"/>
-      <w:r>
-        <w:rPr>
-          <w:rFonts w:ascii="Times New Roman" w:eastAsia="Times New Roman" w:hAnsi="Times New Roman" w:cs="Times New Roman"/>
-          <w:kern w:val="0"/>
-          <w14:ligatures w14:val="none"/>
-        </w:rPr>
-        <w:t xml:space="preserve"> times.</w:t>
+        <w:t>Brainstorm some possible reasons how these changes make have impacted swim times.</w:t>
       </w:r>
     </w:p>
     <w:sectPr>
@@ -7604,6 +7586,7 @@
   <w:style w:type="character" w:default="1" w:styleId="DefaultParagraphFont">
     <w:name w:val="Default Paragraph Font"/>
     <w:uiPriority w:val="1"/>
+    <w:semiHidden/>
     <w:unhideWhenUsed/>
   </w:style>
   <w:style w:type="table" w:default="1" w:styleId="TableNormal">

--- a/swimming/olympic_swimming_100m/olympic_swimming_ws-lowtech.docx
+++ b/swimming/olympic_swimming_100m/olympic_swimming_ws-lowtech.docx
@@ -213,7 +213,25 @@
           <w:kern w:val="0"/>
           <w14:ligatures w14:val="none"/>
         </w:rPr>
-        <w:t>. Over this period, performances have been shaped by advances in training, new technologies such as high-tech swimsuits, rule changes like the 15-meter underwater limit, and the growth of women’s participation in the sport.</w:t>
+        <w:t xml:space="preserve">. Over this period, </w:t>
+      </w:r>
+      <w:proofErr w:type="gramStart"/>
+      <w:r>
+        <w:rPr>
+          <w:rFonts w:ascii="Times New Roman" w:eastAsia="Times New Roman" w:hAnsi="Times New Roman" w:cs="Times New Roman"/>
+          <w:kern w:val="0"/>
+          <w14:ligatures w14:val="none"/>
+        </w:rPr>
+        <w:t>performances have</w:t>
+      </w:r>
+      <w:proofErr w:type="gramEnd"/>
+      <w:r>
+        <w:rPr>
+          <w:rFonts w:ascii="Times New Roman" w:eastAsia="Times New Roman" w:hAnsi="Times New Roman" w:cs="Times New Roman"/>
+          <w:kern w:val="0"/>
+          <w14:ligatures w14:val="none"/>
+        </w:rPr>
+        <w:t xml:space="preserve"> been shaped by advances in training, new technologies such as high-tech swimsuits, rule changes like the 15-meter underwater limit, and the growth of women’s participation in the sport.</w:t>
       </w:r>
       <w:r>
         <w:rPr>
@@ -4820,11 +4838,19 @@
           <w:rFonts w:ascii="Times New Roman" w:hAnsi="Times New Roman" w:cs="Times New Roman"/>
         </w:rPr>
       </w:pPr>
-      <w:r>
-        <w:rPr>
-          <w:rFonts w:ascii="Times New Roman" w:hAnsi="Times New Roman" w:cs="Times New Roman"/>
-        </w:rPr>
-        <w:t xml:space="preserve">Again assuming the swimmers in our dataset represent a random sample of elite female swimmers, calculate and interpret a 95% confidence interval for the difference in mean finishing times between freestyle and butterfly for the recent era. Be sure your interpretation directly answers the question: </w:t>
+      <w:proofErr w:type="gramStart"/>
+      <w:r>
+        <w:rPr>
+          <w:rFonts w:ascii="Times New Roman" w:hAnsi="Times New Roman" w:cs="Times New Roman"/>
+        </w:rPr>
+        <w:t>Again</w:t>
+      </w:r>
+      <w:proofErr w:type="gramEnd"/>
+      <w:r>
+        <w:rPr>
+          <w:rFonts w:ascii="Times New Roman" w:hAnsi="Times New Roman" w:cs="Times New Roman"/>
+        </w:rPr>
+        <w:t xml:space="preserve"> assuming the swimmers in our dataset represent a random sample of elite female swimmers, calculate and interpret a 95% confidence interval for the difference in mean finishing times between freestyle and butterfly for the recent era. Be sure your interpretation directly answers the question: </w:t>
       </w:r>
       <w:r>
         <w:rPr>
@@ -4961,7 +4987,23 @@
           <w:sz w:val="22"/>
           <w:szCs w:val="22"/>
         </w:rPr>
-        <w:t xml:space="preserve"> (recent era). In particular, address:</w:t>
+        <w:t xml:space="preserve"> (recent era). </w:t>
+      </w:r>
+      <w:proofErr w:type="gramStart"/>
+      <w:r>
+        <w:rPr>
+          <w:sz w:val="22"/>
+          <w:szCs w:val="22"/>
+        </w:rPr>
+        <w:t>In particular, address</w:t>
+      </w:r>
+      <w:proofErr w:type="gramEnd"/>
+      <w:r>
+        <w:rPr>
+          <w:sz w:val="22"/>
+          <w:szCs w:val="22"/>
+        </w:rPr>
+        <w:t>:</w:t>
       </w:r>
     </w:p>
     <w:p>
@@ -5489,13 +5531,77 @@
           <w14:ligatures w14:val="none"/>
         </w:rPr>
       </w:pPr>
+      <w:proofErr w:type="gramStart"/>
       <w:r>
         <w:rPr>
           <w:rFonts w:ascii="Times New Roman" w:eastAsia="Times New Roman" w:hAnsi="Times New Roman" w:cs="Times New Roman"/>
           <w:kern w:val="0"/>
           <w14:ligatures w14:val="none"/>
         </w:rPr>
-        <w:t>Brainstorm some possible reasons how these changes make have impacted swim times.</w:t>
+        <w:t>Brainstorm</w:t>
+      </w:r>
+      <w:proofErr w:type="gramEnd"/>
+      <w:r>
+        <w:rPr>
+          <w:rFonts w:ascii="Times New Roman" w:eastAsia="Times New Roman" w:hAnsi="Times New Roman" w:cs="Times New Roman"/>
+          <w:kern w:val="0"/>
+          <w14:ligatures w14:val="none"/>
+        </w:rPr>
+        <w:t xml:space="preserve"> some possible </w:t>
+      </w:r>
+      <w:proofErr w:type="gramStart"/>
+      <w:r>
+        <w:rPr>
+          <w:rFonts w:ascii="Times New Roman" w:eastAsia="Times New Roman" w:hAnsi="Times New Roman" w:cs="Times New Roman"/>
+          <w:kern w:val="0"/>
+          <w14:ligatures w14:val="none"/>
+        </w:rPr>
+        <w:t>reasons</w:t>
+      </w:r>
+      <w:proofErr w:type="gramEnd"/>
+      <w:r>
+        <w:rPr>
+          <w:rFonts w:ascii="Times New Roman" w:eastAsia="Times New Roman" w:hAnsi="Times New Roman" w:cs="Times New Roman"/>
+          <w:kern w:val="0"/>
+          <w14:ligatures w14:val="none"/>
+        </w:rPr>
+        <w:t xml:space="preserve"> how these </w:t>
+      </w:r>
+      <w:proofErr w:type="gramStart"/>
+      <w:r>
+        <w:rPr>
+          <w:rFonts w:ascii="Times New Roman" w:eastAsia="Times New Roman" w:hAnsi="Times New Roman" w:cs="Times New Roman"/>
+          <w:kern w:val="0"/>
+          <w14:ligatures w14:val="none"/>
+        </w:rPr>
+        <w:t>changes make</w:t>
+      </w:r>
+      <w:proofErr w:type="gramEnd"/>
+      <w:r>
+        <w:rPr>
+          <w:rFonts w:ascii="Times New Roman" w:eastAsia="Times New Roman" w:hAnsi="Times New Roman" w:cs="Times New Roman"/>
+          <w:kern w:val="0"/>
+          <w14:ligatures w14:val="none"/>
+        </w:rPr>
+        <w:t xml:space="preserve"> have impacted </w:t>
+      </w:r>
+      <w:proofErr w:type="gramStart"/>
+      <w:r>
+        <w:rPr>
+          <w:rFonts w:ascii="Times New Roman" w:eastAsia="Times New Roman" w:hAnsi="Times New Roman" w:cs="Times New Roman"/>
+          <w:kern w:val="0"/>
+          <w14:ligatures w14:val="none"/>
+        </w:rPr>
+        <w:t>swim</w:t>
+      </w:r>
+      <w:proofErr w:type="gramEnd"/>
+      <w:r>
+        <w:rPr>
+          <w:rFonts w:ascii="Times New Roman" w:eastAsia="Times New Roman" w:hAnsi="Times New Roman" w:cs="Times New Roman"/>
+          <w:kern w:val="0"/>
+          <w14:ligatures w14:val="none"/>
+        </w:rPr>
+        <w:t xml:space="preserve"> times.</w:t>
       </w:r>
     </w:p>
     <w:sectPr>
